--- a/backend/templates/methodology_small.docx
+++ b/backend/templates/methodology_small.docx
@@ -16,14 +16,7 @@
           <w:sz w:val="24"/>
           <w:szCs w:val="24"/>
         </w:rPr>
-        <w:t>МЕТОДИЧЕСКИЕ РЕКОМЕНДАЦИИ ПО ПОДГОТОВКЕ ОТЧЕТНЫХ ДОКУМЕНТОВ О РЕЗУЛЬТАТАХ ОКАЗАННЫХ УСЛУГ</w:t>
-      </w:r>
-      <w:r>
-        <w:rPr>
-          <w:sz w:val="24"/>
-          <w:szCs w:val="24"/>
-        </w:rPr>
-        <w:t xml:space="preserve"> ДЛЯ ВСКС</w:t>
+        <w:t xml:space="preserve">МЕТОДИЧЕСКИЕ РЕКОМЕНДАЦИИ ПО ПОДГОТОВКЕ ОТЧЕТНЫХ ДОКУМЕНТОВ О РЕЗУЛЬТАТАХ ОКАЗАННЫХ УСЛУГ ДЛЯ ЗАКАЗЧИКА</w:t>
       </w:r>
     </w:p>
     <w:p>
@@ -84,23 +77,13 @@
         <w:tab/>
         <w:t xml:space="preserve">Фотографии должны соответствовать временному периоду и погодным условиям в день проведения мероприятия. На каждой фотографии должны быть указаны дата и время или приложен </w:t>
       </w:r>
-      <w:proofErr w:type="spellStart"/>
-      <w:r>
-        <w:rPr>
-          <w:rFonts w:cs="Times New Roman"/>
-          <w:sz w:val="24"/>
-          <w:szCs w:val="24"/>
-        </w:rPr>
-        <w:t>принтскрин</w:t>
-      </w:r>
-      <w:proofErr w:type="spellEnd"/>
-      <w:r>
-        <w:rPr>
-          <w:rFonts w:cs="Times New Roman"/>
-          <w:sz w:val="24"/>
-          <w:szCs w:val="24"/>
-        </w:rPr>
-        <w:t xml:space="preserve"> с характеристиками фотографии, который отображает временные параметры, либо сгруппированы по группам, с указанием даты фотографий в оглавлении каждой группе.</w:t>
+      <w:r>
+        <w:rPr>
+          <w:rFonts w:cs="Times New Roman"/>
+          <w:sz w:val="24"/>
+          <w:szCs w:val="24"/>
+        </w:rPr>
+        <w:t xml:space="preserve">принтскрин с характеристиками фотографии, который отображает временные параметры, либо сгруппированы по группам, с указанием даты фотографий в оглавлении каждой группе.</w:t>
       </w:r>
     </w:p>
     <w:p>
@@ -350,23 +333,13 @@
         <w:tab/>
         <w:t>Если объект имеет несколько граней (</w:t>
       </w:r>
-      <w:proofErr w:type="spellStart"/>
-      <w:r>
-        <w:rPr>
-          <w:rFonts w:cs="Times New Roman"/>
-          <w:sz w:val="24"/>
-          <w:szCs w:val="24"/>
-        </w:rPr>
-        <w:t>лайт</w:t>
-      </w:r>
-      <w:proofErr w:type="spellEnd"/>
-      <w:r>
-        <w:rPr>
-          <w:rFonts w:cs="Times New Roman"/>
-          <w:sz w:val="24"/>
-          <w:szCs w:val="24"/>
-        </w:rPr>
-        <w:t>-боксы, сцена и т.д.), фотографии должны отражать минимум две стороны объекта.</w:t>
+      <w:r>
+        <w:rPr>
+          <w:rFonts w:cs="Times New Roman"/>
+          <w:sz w:val="24"/>
+          <w:szCs w:val="24"/>
+        </w:rPr>
+        <w:t xml:space="preserve">лайт-боксы, сцена и т.д.), фотографии должны отражать минимум две стороны объекта.</w:t>
       </w:r>
     </w:p>
     <w:p>
